--- a/Test_Files/Final Test Summary Report.docx
+++ b/Test_Files/Final Test Summary Report.docx
@@ -15,6 +15,75 @@
         <w:rPr>
           <w:u w:val="single"/>
         </w:rPr>
+        <w:t>Links:</w:t>
+      </w:r>
+    </w:p>
+    <w:p>
+      <w:pPr>
+        <w:pStyle w:val="Normal"/>
+        <w:numPr>
+          <w:ilvl w:val="0"/>
+          <w:numId w:val="1"/>
+        </w:numPr>
+        <w:bidi w:val="0"/>
+        <w:jc w:val="start"/>
+        <w:rPr/>
+      </w:pPr>
+      <w:hyperlink r:id="rId2">
+        <w:r>
+          <w:rPr>
+            <w:rStyle w:val="Hyperlink"/>
+          </w:rPr>
+          <w:t>Test Plan, Scenarios, Cases</w:t>
+        </w:r>
+      </w:hyperlink>
+    </w:p>
+    <w:p>
+      <w:pPr>
+        <w:pStyle w:val="Normal"/>
+        <w:numPr>
+          <w:ilvl w:val="0"/>
+          <w:numId w:val="1"/>
+        </w:numPr>
+        <w:bidi w:val="0"/>
+        <w:jc w:val="start"/>
+        <w:rPr/>
+      </w:pPr>
+      <w:hyperlink r:id="rId3">
+        <w:r>
+          <w:rPr>
+            <w:rStyle w:val="Hyperlink"/>
+          </w:rPr>
+          <w:t>Bug Reports</w:t>
+        </w:r>
+      </w:hyperlink>
+    </w:p>
+    <w:p>
+      <w:pPr>
+        <w:pStyle w:val="Normal"/>
+        <w:bidi w:val="0"/>
+        <w:jc w:val="start"/>
+        <w:rPr>
+          <w:u w:val="single"/>
+        </w:rPr>
+      </w:pPr>
+      <w:r>
+        <w:rPr/>
+      </w:r>
+    </w:p>
+    <w:p>
+      <w:pPr>
+        <w:pStyle w:val="Normal"/>
+        <w:bidi w:val="0"/>
+        <w:jc w:val="start"/>
+        <w:rPr>
+          <w:u w:val="single"/>
+        </w:rPr>
+      </w:pPr>
+      <w:r>
+        <w:rPr>
+          <w:u w:val="single"/>
+        </w:rPr>
         <w:t>Introduction</w:t>
       </w:r>
     </w:p>
@@ -39,27 +108,19 @@
       </w:pPr>
       <w:r>
         <w:rPr/>
-        <w:t xml:space="preserve">Report Prepared by: </w:t>
-      </w:r>
-      <w:r>
-        <w:rPr/>
-        <w:t>Sharif Jobayed</w:t>
-      </w:r>
-    </w:p>
-    <w:p>
-      <w:pPr>
-        <w:pStyle w:val="Normal"/>
-        <w:bidi w:val="0"/>
-        <w:jc w:val="start"/>
-        <w:rPr/>
-      </w:pPr>
-      <w:r>
-        <w:rPr/>
-        <w:t xml:space="preserve">Date: </w:t>
-      </w:r>
-      <w:r>
-        <w:rPr/>
-        <w:t>08-02-2025</w:t>
+        <w:t>Report Prepared by: Sharif Jobayed</w:t>
+      </w:r>
+    </w:p>
+    <w:p>
+      <w:pPr>
+        <w:pStyle w:val="Normal"/>
+        <w:bidi w:val="0"/>
+        <w:jc w:val="start"/>
+        <w:rPr/>
+      </w:pPr>
+      <w:r>
+        <w:rPr/>
+        <w:t>Date: 08-02-2025</w:t>
       </w:r>
     </w:p>
     <w:p>
@@ -121,59 +182,43 @@
       </w:pPr>
       <w:r>
         <w:rPr/>
-        <w:t xml:space="preserve">Total Test Cases Executed: </w:t>
-      </w:r>
-      <w:r>
-        <w:rPr/>
-        <w:t>67</w:t>
-      </w:r>
-    </w:p>
-    <w:p>
-      <w:pPr>
-        <w:pStyle w:val="Normal"/>
-        <w:bidi w:val="0"/>
-        <w:jc w:val="start"/>
-        <w:rPr/>
-      </w:pPr>
-      <w:r>
-        <w:rPr/>
-        <w:t xml:space="preserve">Passed: </w:t>
-      </w:r>
-      <w:r>
-        <w:rPr/>
-        <w:t>30</w:t>
-      </w:r>
-    </w:p>
-    <w:p>
-      <w:pPr>
-        <w:pStyle w:val="Normal"/>
-        <w:bidi w:val="0"/>
-        <w:jc w:val="start"/>
-        <w:rPr/>
-      </w:pPr>
-      <w:r>
-        <w:rPr/>
-        <w:t xml:space="preserve">Failed: </w:t>
-      </w:r>
-      <w:r>
-        <w:rPr/>
-        <w:t>37</w:t>
-      </w:r>
-    </w:p>
-    <w:p>
-      <w:pPr>
-        <w:pStyle w:val="Normal"/>
-        <w:bidi w:val="0"/>
-        <w:jc w:val="start"/>
-        <w:rPr/>
-      </w:pPr>
-      <w:r>
-        <w:rPr/>
-        <w:t xml:space="preserve">Blocked: </w:t>
-      </w:r>
-      <w:r>
-        <w:rPr/>
-        <w:t>0</w:t>
+        <w:t>Total Test Cases Executed: 67</w:t>
+      </w:r>
+    </w:p>
+    <w:p>
+      <w:pPr>
+        <w:pStyle w:val="Normal"/>
+        <w:bidi w:val="0"/>
+        <w:jc w:val="start"/>
+        <w:rPr/>
+      </w:pPr>
+      <w:r>
+        <w:rPr/>
+        <w:t>Passed: 30</w:t>
+      </w:r>
+    </w:p>
+    <w:p>
+      <w:pPr>
+        <w:pStyle w:val="Normal"/>
+        <w:bidi w:val="0"/>
+        <w:jc w:val="start"/>
+        <w:rPr/>
+      </w:pPr>
+      <w:r>
+        <w:rPr/>
+        <w:t>Failed: 37</w:t>
+      </w:r>
+    </w:p>
+    <w:p>
+      <w:pPr>
+        <w:pStyle w:val="Normal"/>
+        <w:bidi w:val="0"/>
+        <w:jc w:val="start"/>
+        <w:rPr/>
+      </w:pPr>
+      <w:r>
+        <w:rPr/>
+        <w:t>Blocked: 0</w:t>
       </w:r>
     </w:p>
     <w:p>
@@ -197,11 +242,7 @@
       </w:pPr>
       <w:r>
         <w:rPr/>
-        <w:t xml:space="preserve">Test Coverage: </w:t>
-      </w:r>
-      <w:r>
-        <w:rPr/>
-        <w:t>75%</w:t>
+        <w:t>Test Coverage: 75%</w:t>
       </w:r>
     </w:p>
     <w:p>
@@ -244,23 +285,19 @@
       </w:r>
       <w:r>
         <w:rPr/>
-        <w:t>5</w:t>
-      </w:r>
-    </w:p>
-    <w:p>
-      <w:pPr>
-        <w:pStyle w:val="Normal"/>
-        <w:bidi w:val="0"/>
-        <w:jc w:val="start"/>
-        <w:rPr/>
-      </w:pPr>
-      <w:r>
-        <w:rPr/>
-        <w:t xml:space="preserve">Critical: </w:t>
-      </w:r>
-      <w:r>
-        <w:rPr/>
-        <w:t>0</w:t>
+        <w:t>4</w:t>
+      </w:r>
+    </w:p>
+    <w:p>
+      <w:pPr>
+        <w:pStyle w:val="Normal"/>
+        <w:bidi w:val="0"/>
+        <w:jc w:val="start"/>
+        <w:rPr/>
+      </w:pPr>
+      <w:r>
+        <w:rPr/>
+        <w:t>Critical: 0</w:t>
       </w:r>
     </w:p>
     <w:p>
@@ -276,71 +313,55 @@
       </w:r>
       <w:r>
         <w:rPr/>
-        <w:t>5</w:t>
-      </w:r>
-    </w:p>
-    <w:p>
-      <w:pPr>
-        <w:pStyle w:val="Normal"/>
-        <w:bidi w:val="0"/>
-        <w:jc w:val="start"/>
-        <w:rPr/>
-      </w:pPr>
-      <w:r>
-        <w:rPr/>
-        <w:t xml:space="preserve">Medium: </w:t>
-      </w:r>
-      <w:r>
-        <w:rPr/>
-        <w:t>0</w:t>
-      </w:r>
-    </w:p>
-    <w:p>
-      <w:pPr>
-        <w:pStyle w:val="Normal"/>
-        <w:bidi w:val="0"/>
-        <w:jc w:val="start"/>
-        <w:rPr/>
-      </w:pPr>
-      <w:r>
-        <w:rPr/>
-        <w:t xml:space="preserve">Low: </w:t>
-      </w:r>
-      <w:r>
-        <w:rPr/>
-        <w:t>0</w:t>
-      </w:r>
-    </w:p>
-    <w:p>
-      <w:pPr>
-        <w:pStyle w:val="Normal"/>
-        <w:bidi w:val="0"/>
-        <w:jc w:val="start"/>
-        <w:rPr/>
-      </w:pPr>
-      <w:r>
-        <w:rPr/>
-        <w:t xml:space="preserve">Bugs Resolved: </w:t>
-      </w:r>
-      <w:r>
-        <w:rPr/>
-        <w:t>0</w:t>
-      </w:r>
-    </w:p>
-    <w:p>
-      <w:pPr>
-        <w:pStyle w:val="Normal"/>
-        <w:bidi w:val="0"/>
-        <w:jc w:val="start"/>
-        <w:rPr/>
-      </w:pPr>
-      <w:r>
-        <w:rPr/>
-        <w:t xml:space="preserve">Bugs Pending: </w:t>
-      </w:r>
-      <w:r>
-        <w:rPr/>
-        <w:t>0</w:t>
+        <w:t>4</w:t>
+      </w:r>
+    </w:p>
+    <w:p>
+      <w:pPr>
+        <w:pStyle w:val="Normal"/>
+        <w:bidi w:val="0"/>
+        <w:jc w:val="start"/>
+        <w:rPr/>
+      </w:pPr>
+      <w:r>
+        <w:rPr/>
+        <w:t>Medium: 0</w:t>
+      </w:r>
+    </w:p>
+    <w:p>
+      <w:pPr>
+        <w:pStyle w:val="Normal"/>
+        <w:bidi w:val="0"/>
+        <w:jc w:val="start"/>
+        <w:rPr/>
+      </w:pPr>
+      <w:r>
+        <w:rPr/>
+        <w:t>Low: 0</w:t>
+      </w:r>
+    </w:p>
+    <w:p>
+      <w:pPr>
+        <w:pStyle w:val="Normal"/>
+        <w:bidi w:val="0"/>
+        <w:jc w:val="start"/>
+        <w:rPr/>
+      </w:pPr>
+      <w:r>
+        <w:rPr/>
+        <w:t>Bugs Resolved: 0</w:t>
+      </w:r>
+    </w:p>
+    <w:p>
+      <w:pPr>
+        <w:pStyle w:val="Normal"/>
+        <w:bidi w:val="0"/>
+        <w:jc w:val="start"/>
+        <w:rPr/>
+      </w:pPr>
+      <w:r>
+        <w:rPr/>
+        <w:t>Bugs Pending: 0</w:t>
       </w:r>
     </w:p>
     <w:p>
@@ -379,55 +400,31 @@
       </w:pPr>
       <w:r>
         <w:rPr/>
-        <w:t xml:space="preserve">Functional Testing: </w:t>
-      </w:r>
-      <w:r>
-        <w:rPr/>
-        <w:t>9</w:t>
-      </w:r>
-      <w:r>
-        <w:rPr/>
-        <w:t>0% of core functionalities tested</w:t>
-      </w:r>
-    </w:p>
-    <w:p>
-      <w:pPr>
-        <w:pStyle w:val="Normal"/>
-        <w:bidi w:val="0"/>
-        <w:jc w:val="start"/>
-        <w:rPr/>
-      </w:pPr>
-      <w:r>
-        <w:rPr/>
-        <w:t xml:space="preserve">UI/UX Testing: </w:t>
-      </w:r>
-      <w:r>
-        <w:rPr/>
-        <w:t>2</w:t>
-      </w:r>
-      <w:r>
-        <w:rPr/>
-        <w:t>5% of UI elements tested</w:t>
-      </w:r>
-    </w:p>
-    <w:p>
-      <w:pPr>
-        <w:pStyle w:val="Normal"/>
-        <w:bidi w:val="0"/>
-        <w:jc w:val="start"/>
-        <w:rPr/>
-      </w:pPr>
-      <w:r>
-        <w:rPr/>
-        <w:t xml:space="preserve">Performance Testing: </w:t>
-      </w:r>
-      <w:r>
-        <w:rPr/>
-        <w:t>15</w:t>
-      </w:r>
-      <w:r>
-        <w:rPr/>
-        <w:t>% of performance scenarios tested</w:t>
+        <w:t>Functional Testing: 90% of core functionalities tested</w:t>
+      </w:r>
+    </w:p>
+    <w:p>
+      <w:pPr>
+        <w:pStyle w:val="Normal"/>
+        <w:bidi w:val="0"/>
+        <w:jc w:val="start"/>
+        <w:rPr/>
+      </w:pPr>
+      <w:r>
+        <w:rPr/>
+        <w:t>UI/UX Testing: 25% of UI elements tested</w:t>
+      </w:r>
+    </w:p>
+    <w:p>
+      <w:pPr>
+        <w:pStyle w:val="Normal"/>
+        <w:bidi w:val="0"/>
+        <w:jc w:val="start"/>
+        <w:rPr/>
+      </w:pPr>
+      <w:r>
+        <w:rPr/>
+        <w:t>Performance Testing: 15% of performance scenarios tested</w:t>
       </w:r>
     </w:p>
     <w:p>
@@ -451,15 +448,7 @@
       </w:pPr>
       <w:r>
         <w:rPr/>
-        <w:t xml:space="preserve">Compatibility Testing: </w:t>
-      </w:r>
-      <w:r>
-        <w:rPr/>
-        <w:t>40</w:t>
-      </w:r>
-      <w:r>
-        <w:rPr/>
-        <w:t>% of browser/device combinations tested</w:t>
+        <w:t>Compatibility Testing: 40% of browser/device combinations tested</w:t>
       </w:r>
     </w:p>
     <w:p>
@@ -498,75 +487,55 @@
       </w:pPr>
       <w:r>
         <w:rPr/>
-        <w:t xml:space="preserve">Functional Testing: </w:t>
-      </w:r>
-      <w:r>
-        <w:rPr/>
-        <w:t>Contact Form isn’t working</w:t>
-      </w:r>
-    </w:p>
-    <w:p>
-      <w:pPr>
-        <w:pStyle w:val="Normal"/>
-        <w:bidi w:val="0"/>
-        <w:jc w:val="start"/>
-        <w:rPr/>
-      </w:pPr>
-      <w:r>
-        <w:rPr/>
-        <w:t xml:space="preserve">UI/UX Testing: </w:t>
-      </w:r>
-      <w:r>
-        <w:rPr/>
-        <w:t>Testimonials aren’t fetched on the landing page</w:t>
-      </w:r>
-    </w:p>
-    <w:p>
-      <w:pPr>
-        <w:pStyle w:val="Normal"/>
-        <w:bidi w:val="0"/>
-        <w:jc w:val="start"/>
-        <w:rPr/>
-      </w:pPr>
-      <w:r>
-        <w:rPr/>
-        <w:t xml:space="preserve">Performance Testing: </w:t>
-      </w:r>
-      <w:r>
-        <w:rPr/>
-        <w:t>Load scalability needs to be improved</w:t>
-      </w:r>
-    </w:p>
-    <w:p>
-      <w:pPr>
-        <w:pStyle w:val="Normal"/>
-        <w:bidi w:val="0"/>
-        <w:jc w:val="start"/>
-        <w:rPr/>
-      </w:pPr>
-      <w:r>
-        <w:rPr/>
-        <w:t xml:space="preserve">Security Testing: </w:t>
-      </w:r>
-      <w:r>
-        <w:rPr/>
-        <w:t>Not yet tested</w:t>
-      </w:r>
-    </w:p>
-    <w:p>
-      <w:pPr>
-        <w:pStyle w:val="Normal"/>
-        <w:bidi w:val="0"/>
-        <w:jc w:val="start"/>
-        <w:rPr/>
-      </w:pPr>
-      <w:r>
-        <w:rPr/>
-        <w:t xml:space="preserve">Compatibility Testing: </w:t>
-      </w:r>
-      <w:r>
-        <w:rPr/>
-        <w:t>Compatible to all major devices</w:t>
+        <w:t>Functional Testing: Contact Form isn’t working</w:t>
+      </w:r>
+    </w:p>
+    <w:p>
+      <w:pPr>
+        <w:pStyle w:val="Normal"/>
+        <w:bidi w:val="0"/>
+        <w:jc w:val="start"/>
+        <w:rPr/>
+      </w:pPr>
+      <w:r>
+        <w:rPr/>
+        <w:t>UI/UX Testing: Testimonials aren’t fetched on the landing page</w:t>
+      </w:r>
+    </w:p>
+    <w:p>
+      <w:pPr>
+        <w:pStyle w:val="Normal"/>
+        <w:bidi w:val="0"/>
+        <w:jc w:val="start"/>
+        <w:rPr/>
+      </w:pPr>
+      <w:r>
+        <w:rPr/>
+        <w:t>Performance Testing: Load scalability needs to be improved</w:t>
+      </w:r>
+    </w:p>
+    <w:p>
+      <w:pPr>
+        <w:pStyle w:val="Normal"/>
+        <w:bidi w:val="0"/>
+        <w:jc w:val="start"/>
+        <w:rPr/>
+      </w:pPr>
+      <w:r>
+        <w:rPr/>
+        <w:t>Security Testing: Not yet tested</w:t>
+      </w:r>
+    </w:p>
+    <w:p>
+      <w:pPr>
+        <w:pStyle w:val="Normal"/>
+        <w:bidi w:val="0"/>
+        <w:jc w:val="start"/>
+        <w:rPr/>
+      </w:pPr>
+      <w:r>
+        <w:rPr/>
+        <w:t>Compatibility Testing: Compatible to all major devices</w:t>
       </w:r>
     </w:p>
     <w:p>
@@ -605,79 +574,55 @@
       </w:pPr>
       <w:r>
         <w:rPr/>
-        <w:t xml:space="preserve">Functional Testing: </w:t>
-      </w:r>
-      <w:r>
-        <w:rPr/>
-        <w:t>Fix the contact form and the testimonial. Also, some links need to be updated.</w:t>
-      </w:r>
-    </w:p>
-    <w:p>
-      <w:pPr>
-        <w:pStyle w:val="Normal"/>
-        <w:bidi w:val="0"/>
-        <w:jc w:val="start"/>
-        <w:rPr/>
-      </w:pPr>
-      <w:r>
-        <w:rPr/>
-        <w:t xml:space="preserve">UI/UX Testing: </w:t>
-      </w:r>
-      <w:r>
-        <w:rPr/>
-        <w:t>N/A</w:t>
-      </w:r>
-    </w:p>
-    <w:p>
-      <w:pPr>
-        <w:pStyle w:val="Normal"/>
-        <w:bidi w:val="0"/>
-        <w:jc w:val="start"/>
-        <w:rPr/>
-      </w:pPr>
-      <w:r>
-        <w:rPr/>
-        <w:t xml:space="preserve">Performance Testing: Optimize image sizes to improve website loading time </w:t>
-      </w:r>
-      <w:r>
-        <w:rPr/>
-        <w:t>under heavy load</w:t>
-      </w:r>
-      <w:r>
-        <w:rPr/>
-        <w:t>.</w:t>
-      </w:r>
-    </w:p>
-    <w:p>
-      <w:pPr>
-        <w:pStyle w:val="Normal"/>
-        <w:bidi w:val="0"/>
-        <w:jc w:val="start"/>
-        <w:rPr/>
-      </w:pPr>
-      <w:r>
-        <w:rPr/>
-        <w:t xml:space="preserve">Security Testing: </w:t>
-      </w:r>
-      <w:r>
-        <w:rPr/>
-        <w:t>N/A</w:t>
-      </w:r>
-    </w:p>
-    <w:p>
-      <w:pPr>
-        <w:pStyle w:val="Normal"/>
-        <w:bidi w:val="0"/>
-        <w:jc w:val="start"/>
-        <w:rPr/>
-      </w:pPr>
-      <w:r>
-        <w:rPr/>
-        <w:t xml:space="preserve">Compatibility Testing: </w:t>
-      </w:r>
-      <w:r>
-        <w:rPr/>
-        <w:t>N/A</w:t>
+        <w:t>Functional Testing: Fix the contact form and the testimonial. Also, some links need to be updated.</w:t>
+      </w:r>
+    </w:p>
+    <w:p>
+      <w:pPr>
+        <w:pStyle w:val="Normal"/>
+        <w:bidi w:val="0"/>
+        <w:jc w:val="start"/>
+        <w:rPr/>
+      </w:pPr>
+      <w:r>
+        <w:rPr/>
+        <w:t>UI/UX Testing: N/A</w:t>
+      </w:r>
+    </w:p>
+    <w:p>
+      <w:pPr>
+        <w:pStyle w:val="Normal"/>
+        <w:bidi w:val="0"/>
+        <w:jc w:val="start"/>
+        <w:rPr/>
+      </w:pPr>
+      <w:r>
+        <w:rPr/>
+        <w:t>Performance Testing: Optimize image sizes to improve website loading time under heavy load.</w:t>
+      </w:r>
+    </w:p>
+    <w:p>
+      <w:pPr>
+        <w:pStyle w:val="Normal"/>
+        <w:bidi w:val="0"/>
+        <w:jc w:val="start"/>
+        <w:rPr/>
+      </w:pPr>
+      <w:r>
+        <w:rPr/>
+        <w:t>Security Testing: N/A</w:t>
+      </w:r>
+    </w:p>
+    <w:p>
+      <w:pPr>
+        <w:pStyle w:val="Normal"/>
+        <w:bidi w:val="0"/>
+        <w:jc w:val="start"/>
+        <w:rPr/>
+      </w:pPr>
+      <w:r>
+        <w:rPr/>
+        <w:t>Compatibility Testing: N/A</w:t>
       </w:r>
     </w:p>
     <w:p>
@@ -730,6 +675,273 @@
     </w:sectPr>
   </w:body>
 </w:document>
+</file>
+
+<file path=word/numbering.xml><?xml version="1.0" encoding="utf-8"?>
+<w:numbering xmlns:w="http://schemas.openxmlformats.org/wordprocessingml/2006/main" xmlns:o="urn:schemas-microsoft-com:office:office" xmlns:r="http://schemas.openxmlformats.org/officeDocument/2006/relationships" xmlns:v="urn:schemas-microsoft-com:vml" xmlns:mc="http://schemas.openxmlformats.org/markup-compatibility/2006" xmlns:w14="http://schemas.microsoft.com/office/word/2010/wordml" mc:Ignorable="w14">
+  <w:abstractNum w:abstractNumId="1">
+    <w:lvl w:ilvl="0">
+      <w:start w:val="1"/>
+      <w:numFmt w:val="bullet"/>
+      <w:lvlText w:val=""/>
+      <w:lvlJc w:val="start"/>
+      <w:pPr>
+        <w:tabs>
+          <w:tab w:val="num" w:pos="720"/>
+        </w:tabs>
+        <w:ind w:start="720" w:hanging="360"/>
+      </w:pPr>
+      <w:rPr>
+        <w:rFonts w:ascii="Symbol" w:hAnsi="Symbol" w:cs="Symbol" w:hint="default"/>
+      </w:rPr>
+    </w:lvl>
+    <w:lvl w:ilvl="1">
+      <w:start w:val="1"/>
+      <w:numFmt w:val="bullet"/>
+      <w:lvlText w:val="◦"/>
+      <w:lvlJc w:val="start"/>
+      <w:pPr>
+        <w:tabs>
+          <w:tab w:val="num" w:pos="1080"/>
+        </w:tabs>
+        <w:ind w:start="1080" w:hanging="360"/>
+      </w:pPr>
+      <w:rPr>
+        <w:rFonts w:ascii="OpenSymbol" w:hAnsi="OpenSymbol" w:cs="OpenSymbol" w:hint="default"/>
+      </w:rPr>
+    </w:lvl>
+    <w:lvl w:ilvl="2">
+      <w:start w:val="1"/>
+      <w:numFmt w:val="bullet"/>
+      <w:lvlText w:val="▪"/>
+      <w:lvlJc w:val="start"/>
+      <w:pPr>
+        <w:tabs>
+          <w:tab w:val="num" w:pos="1440"/>
+        </w:tabs>
+        <w:ind w:start="1440" w:hanging="360"/>
+      </w:pPr>
+      <w:rPr>
+        <w:rFonts w:ascii="OpenSymbol" w:hAnsi="OpenSymbol" w:cs="OpenSymbol" w:hint="default"/>
+      </w:rPr>
+    </w:lvl>
+    <w:lvl w:ilvl="3">
+      <w:start w:val="1"/>
+      <w:numFmt w:val="bullet"/>
+      <w:lvlText w:val=""/>
+      <w:lvlJc w:val="start"/>
+      <w:pPr>
+        <w:tabs>
+          <w:tab w:val="num" w:pos="1800"/>
+        </w:tabs>
+        <w:ind w:start="1800" w:hanging="360"/>
+      </w:pPr>
+      <w:rPr>
+        <w:rFonts w:ascii="Symbol" w:hAnsi="Symbol" w:cs="Symbol" w:hint="default"/>
+      </w:rPr>
+    </w:lvl>
+    <w:lvl w:ilvl="4">
+      <w:start w:val="1"/>
+      <w:numFmt w:val="bullet"/>
+      <w:lvlText w:val="◦"/>
+      <w:lvlJc w:val="start"/>
+      <w:pPr>
+        <w:tabs>
+          <w:tab w:val="num" w:pos="2160"/>
+        </w:tabs>
+        <w:ind w:start="2160" w:hanging="360"/>
+      </w:pPr>
+      <w:rPr>
+        <w:rFonts w:ascii="OpenSymbol" w:hAnsi="OpenSymbol" w:cs="OpenSymbol" w:hint="default"/>
+      </w:rPr>
+    </w:lvl>
+    <w:lvl w:ilvl="5">
+      <w:start w:val="1"/>
+      <w:numFmt w:val="bullet"/>
+      <w:lvlText w:val="▪"/>
+      <w:lvlJc w:val="start"/>
+      <w:pPr>
+        <w:tabs>
+          <w:tab w:val="num" w:pos="2520"/>
+        </w:tabs>
+        <w:ind w:start="2520" w:hanging="360"/>
+      </w:pPr>
+      <w:rPr>
+        <w:rFonts w:ascii="OpenSymbol" w:hAnsi="OpenSymbol" w:cs="OpenSymbol" w:hint="default"/>
+      </w:rPr>
+    </w:lvl>
+    <w:lvl w:ilvl="6">
+      <w:start w:val="1"/>
+      <w:numFmt w:val="bullet"/>
+      <w:lvlText w:val=""/>
+      <w:lvlJc w:val="start"/>
+      <w:pPr>
+        <w:tabs>
+          <w:tab w:val="num" w:pos="2880"/>
+        </w:tabs>
+        <w:ind w:start="2880" w:hanging="360"/>
+      </w:pPr>
+      <w:rPr>
+        <w:rFonts w:ascii="Symbol" w:hAnsi="Symbol" w:cs="Symbol" w:hint="default"/>
+      </w:rPr>
+    </w:lvl>
+    <w:lvl w:ilvl="7">
+      <w:start w:val="1"/>
+      <w:numFmt w:val="bullet"/>
+      <w:lvlText w:val="◦"/>
+      <w:lvlJc w:val="start"/>
+      <w:pPr>
+        <w:tabs>
+          <w:tab w:val="num" w:pos="3240"/>
+        </w:tabs>
+        <w:ind w:start="3240" w:hanging="360"/>
+      </w:pPr>
+      <w:rPr>
+        <w:rFonts w:ascii="OpenSymbol" w:hAnsi="OpenSymbol" w:cs="OpenSymbol" w:hint="default"/>
+      </w:rPr>
+    </w:lvl>
+    <w:lvl w:ilvl="8">
+      <w:start w:val="1"/>
+      <w:numFmt w:val="bullet"/>
+      <w:lvlText w:val="▪"/>
+      <w:lvlJc w:val="start"/>
+      <w:pPr>
+        <w:tabs>
+          <w:tab w:val="num" w:pos="3600"/>
+        </w:tabs>
+        <w:ind w:start="3600" w:hanging="360"/>
+      </w:pPr>
+      <w:rPr>
+        <w:rFonts w:ascii="OpenSymbol" w:hAnsi="OpenSymbol" w:cs="OpenSymbol" w:hint="default"/>
+      </w:rPr>
+    </w:lvl>
+  </w:abstractNum>
+  <w:abstractNum w:abstractNumId="2">
+    <w:lvl w:ilvl="0">
+      <w:start w:val="1"/>
+      <w:numFmt w:val="none"/>
+      <w:suff w:val="nothing"/>
+      <w:lvlText w:val=""/>
+      <w:lvlJc w:val="start"/>
+      <w:pPr>
+        <w:tabs>
+          <w:tab w:val="num" w:pos="0"/>
+        </w:tabs>
+        <w:ind w:start="0" w:hanging="0"/>
+      </w:pPr>
+    </w:lvl>
+    <w:lvl w:ilvl="1">
+      <w:start w:val="1"/>
+      <w:numFmt w:val="none"/>
+      <w:suff w:val="nothing"/>
+      <w:lvlText w:val=""/>
+      <w:lvlJc w:val="start"/>
+      <w:pPr>
+        <w:tabs>
+          <w:tab w:val="num" w:pos="0"/>
+        </w:tabs>
+        <w:ind w:start="0" w:hanging="0"/>
+      </w:pPr>
+    </w:lvl>
+    <w:lvl w:ilvl="2">
+      <w:start w:val="1"/>
+      <w:numFmt w:val="none"/>
+      <w:suff w:val="nothing"/>
+      <w:lvlText w:val=""/>
+      <w:lvlJc w:val="start"/>
+      <w:pPr>
+        <w:tabs>
+          <w:tab w:val="num" w:pos="0"/>
+        </w:tabs>
+        <w:ind w:start="0" w:hanging="0"/>
+      </w:pPr>
+    </w:lvl>
+    <w:lvl w:ilvl="3">
+      <w:start w:val="1"/>
+      <w:numFmt w:val="none"/>
+      <w:suff w:val="nothing"/>
+      <w:lvlText w:val=""/>
+      <w:lvlJc w:val="start"/>
+      <w:pPr>
+        <w:tabs>
+          <w:tab w:val="num" w:pos="0"/>
+        </w:tabs>
+        <w:ind w:start="0" w:hanging="0"/>
+      </w:pPr>
+    </w:lvl>
+    <w:lvl w:ilvl="4">
+      <w:start w:val="1"/>
+      <w:numFmt w:val="none"/>
+      <w:suff w:val="nothing"/>
+      <w:lvlText w:val=""/>
+      <w:lvlJc w:val="start"/>
+      <w:pPr>
+        <w:tabs>
+          <w:tab w:val="num" w:pos="0"/>
+        </w:tabs>
+        <w:ind w:start="0" w:hanging="0"/>
+      </w:pPr>
+    </w:lvl>
+    <w:lvl w:ilvl="5">
+      <w:start w:val="1"/>
+      <w:numFmt w:val="none"/>
+      <w:suff w:val="nothing"/>
+      <w:lvlText w:val=""/>
+      <w:lvlJc w:val="start"/>
+      <w:pPr>
+        <w:tabs>
+          <w:tab w:val="num" w:pos="0"/>
+        </w:tabs>
+        <w:ind w:start="0" w:hanging="0"/>
+      </w:pPr>
+    </w:lvl>
+    <w:lvl w:ilvl="6">
+      <w:start w:val="1"/>
+      <w:numFmt w:val="none"/>
+      <w:suff w:val="nothing"/>
+      <w:lvlText w:val=""/>
+      <w:lvlJc w:val="start"/>
+      <w:pPr>
+        <w:tabs>
+          <w:tab w:val="num" w:pos="0"/>
+        </w:tabs>
+        <w:ind w:start="0" w:hanging="0"/>
+      </w:pPr>
+    </w:lvl>
+    <w:lvl w:ilvl="7">
+      <w:start w:val="1"/>
+      <w:numFmt w:val="none"/>
+      <w:suff w:val="nothing"/>
+      <w:lvlText w:val=""/>
+      <w:lvlJc w:val="start"/>
+      <w:pPr>
+        <w:tabs>
+          <w:tab w:val="num" w:pos="0"/>
+        </w:tabs>
+        <w:ind w:start="0" w:hanging="0"/>
+      </w:pPr>
+    </w:lvl>
+    <w:lvl w:ilvl="8">
+      <w:start w:val="1"/>
+      <w:numFmt w:val="none"/>
+      <w:suff w:val="nothing"/>
+      <w:lvlText w:val=""/>
+      <w:lvlJc w:val="start"/>
+      <w:pPr>
+        <w:tabs>
+          <w:tab w:val="num" w:pos="0"/>
+        </w:tabs>
+        <w:ind w:start="0" w:hanging="0"/>
+      </w:pPr>
+    </w:lvl>
+  </w:abstractNum>
+  <w:num w:numId="1">
+    <w:abstractNumId w:val="1"/>
+  </w:num>
+  <w:num w:numId="2">
+    <w:abstractNumId w:val="2"/>
+  </w:num>
+</w:numbering>
 </file>
 
 <file path=word/styles.xml><?xml version="1.0" encoding="utf-8"?>
@@ -767,6 +979,20 @@
       <w:sz w:val="24"/>
       <w:szCs w:val="24"/>
       <w:lang w:val="en-US" w:eastAsia="zh-CN" w:bidi="hi-IN"/>
+    </w:rPr>
+  </w:style>
+  <w:style w:type="character" w:styleId="Bullets">
+    <w:name w:val="Bullets"/>
+    <w:qFormat/>
+    <w:rPr>
+      <w:rFonts w:ascii="OpenSymbol" w:hAnsi="OpenSymbol" w:eastAsia="OpenSymbol" w:cs="OpenSymbol"/>
+    </w:rPr>
+  </w:style>
+  <w:style w:type="character" w:styleId="Hyperlink">
+    <w:name w:val="Hyperlink"/>
+    <w:rPr>
+      <w:color w:val="000080"/>
+      <w:u w:val="single"/>
     </w:rPr>
   </w:style>
   <w:style w:type="paragraph" w:styleId="Heading">
